--- a/doc/network.docx
+++ b/doc/network.docx
@@ -34,13 +34,7 @@
         <w:t xml:space="preserve"> (add/remove/clean/refresh)</w:t>
       </w:r>
       <w:r>
-        <w:t xml:space="preserve"> to connected hubs (r</w:t>
-      </w:r>
-      <w:r>
-        <w:t>eceives and transmits</w:t>
-      </w:r>
-      <w:r>
-        <w:t xml:space="preserve"> events)</w:t>
+        <w:t xml:space="preserve"> to connected hubs (receives and transmits events)</w:t>
       </w:r>
     </w:p>
     <w:p>
@@ -98,28 +92,10 @@
     </w:p>
     <w:p>
       <w:r>
-        <w:t xml:space="preserve">* Recursive problem: If the graph is not a DAG, then </w:t>
-      </w:r>
-      <w:r>
-        <w:t>addHubNodes</w:t>
-      </w:r>
-      <w:r>
-        <w:t xml:space="preserve"> can cause infinite loop, as the same hubs are cyclically called.  To break the loop, we need to pass an ID trail, which each Hub appends to.  If a hub receives </w:t>
-      </w:r>
-      <w:r>
-        <w:t>addHubNode</w:t>
-      </w:r>
-      <w:r>
-        <w:t>s but it’s ID is already in the trail, then it does nothing.</w:t>
-      </w:r>
-      <w:r>
-        <w:t xml:space="preserve">  We can use a similar strategy for </w:t>
-      </w:r>
-      <w:r>
-        <w:t>removeHubNodes</w:t>
-      </w:r>
-      <w:r>
-        <w:t>() and refresh().</w:t>
+        <w:t>* Recursive problem: If the graph is not a DAG, then addHubNodes can cause infinite loop, as the same hubs are cyclically called.  To break the loop, we need to pass an ID trail, which each Hub appends to.  If a hub receives addHubNodes but it’s ID is already in the trail, then it does nothing.</w:t>
+      </w:r>
+      <w:r>
+        <w:t xml:space="preserve">  We can use a similar strategy for removeHubNodes() and refresh().</w:t>
       </w:r>
     </w:p>
     <w:p>
@@ -180,13 +156,7 @@
         <w:t xml:space="preserve">distributeRemove() to remove from </w:t>
       </w:r>
       <w:r>
-        <w:t>all Collections Managed by the Hub (i.e., all of its nodes again, since all nodes are Collectors).  Finally, the remove</w:t>
-      </w:r>
-      <w:r>
-        <w:t>HubNodes</w:t>
-      </w:r>
-      <w:r>
-        <w:t>() would be called on all the hubs that</w:t>
+        <w:t>all Collections Managed by the Hub (i.e., all of its nodes again, since all nodes are Collectors).  Finally, the removeHubNodes() would be called on all the hubs that</w:t>
       </w:r>
       <w:r>
         <w:t xml:space="preserve"> are connected to this hub.</w:t>
@@ -194,43 +164,7 @@
     </w:p>
     <w:p>
       <w:r>
-        <w:t xml:space="preserve">If the owner of the Node that is referenced by </w:t>
-      </w:r>
-      <w:r>
-        <w:t>removeHubNodes</w:t>
-      </w:r>
-      <w:r>
-        <w:t xml:space="preserve"> is called, it could mean that the refresh in the network was just stale, rather than that the Node was dead.  In this case, the owning Hub should </w:t>
-      </w:r>
-      <w:r>
-        <w:t>addHubNodes</w:t>
-      </w:r>
-      <w:r>
-        <w:t xml:space="preserve">() a new reference to the Node.  First, it must check that the node is alive by calling refresh.  Then it needs to ensure that the original </w:t>
-      </w:r>
-      <w:r>
-        <w:t>removeHubNodes</w:t>
-      </w:r>
-      <w:r>
-        <w:t xml:space="preserve"> call has been executed by all Hubs in the network before it can call </w:t>
-      </w:r>
-      <w:r>
-        <w:t>addHubNodes</w:t>
-      </w:r>
-      <w:r>
-        <w:t xml:space="preserve"> with a fresh reference.  Otherwise, the new reference may be added to a Hub before being removed by the original </w:t>
-      </w:r>
-      <w:r>
-        <w:t>removeHubNodes</w:t>
-      </w:r>
-      <w:r>
-        <w:t xml:space="preserve"> call.  One way to ensure that this doesn’t happen is for the owning Hub to call </w:t>
-      </w:r>
-      <w:r>
-        <w:t>removeHubNodes</w:t>
-      </w:r>
-      <w:r>
-        <w:t xml:space="preserve"> itself and wait for a response.  This could still backfire if somehow the second call finishes first.  A way to be sure would be to </w:t>
+        <w:t xml:space="preserve">If the owner of the Node that is referenced by removeHubNodes is called, it could mean that the refresh in the network was just stale, rather than that the Node was dead.  In this case, the owning Hub should addHubNodes() a new reference to the Node.  First, it must check that the node is alive by calling refresh.  Then it needs to ensure that the original removeHubNodes call has been executed by all Hubs in the network before it can call addHubNodes with a fresh reference.  Otherwise, the new reference may be added to a Hub before being removed by the original removeHubNodes call.  One way to ensure that this doesn’t happen is for the owning Hub to call removeHubNodes itself and wait for a response.  This could still backfire if somehow the second call finishes first.  A way to be sure would be to </w:t>
       </w:r>
       <w:r>
         <w:t>repeatedly call a</w:t>
@@ -239,13 +173,7 @@
         <w:t xml:space="preserve"> nodeExistsQuery() function that returns false </w:t>
       </w:r>
       <w:r>
-        <w:t xml:space="preserve">if the reference is not present on a particular hub.  The owning hub would check this function repeatedly until the reference was gone everywhere and then it would call </w:t>
-      </w:r>
-      <w:r>
-        <w:t>addHubNodes</w:t>
-      </w:r>
-      <w:r>
-        <w:t>.  Alternatively, getReferenceCount(id) on each Hub could be more informative.</w:t>
+        <w:t>if the reference is not present on a particular hub.  The owning hub would check this function repeatedly until the reference was gone everywhere and then it would call addHubNodes.  Alternatively, getReferenceCount(id) on each Hub could be more informative.</w:t>
       </w:r>
     </w:p>
     <w:p/>
@@ -292,13 +220,7 @@
     </w:p>
     <w:p>
       <w:r>
-        <w:t xml:space="preserve">It is illegal for two hubs to own the same ID.  When handling a </w:t>
-      </w:r>
-      <w:r>
-        <w:t>addHubNodes</w:t>
-      </w:r>
-      <w:r>
-        <w:t>(id, node) call, the Hub should check id against its list of owned nodes.  If there is a match, it should not add the nodes and should refuse the hub::connect, reporting an error.</w:t>
+        <w:t>It is illegal for two hubs to own the same ID.  When handling a addHubNodes(id, node) call, the Hub should check id against its list of owned nodes.  If there is a match, it should not add the nodes and should refuse the hub::connect, reporting an error.</w:t>
       </w:r>
     </w:p>
     <w:p/>
@@ -348,36 +270,12 @@
         <w:t xml:space="preserve">* </w:t>
       </w:r>
       <w:r>
-        <w:t xml:space="preserve">When ever a new Hub is added, it must call </w:t>
-      </w:r>
-      <w:r>
-        <w:t>addRemoteNode</w:t>
-      </w:r>
-      <w:r>
-        <w:t xml:space="preserve">() on the newly connected hub for all its own Nodes </w:t>
-      </w:r>
-      <w:r>
-        <w:t>(and vice versa</w:t>
-      </w:r>
-      <w:r>
-        <w:t xml:space="preserve"> for the other hub</w:t>
-      </w:r>
-      <w:r>
-        <w:t>)</w:t>
-      </w:r>
-      <w:r>
-        <w:t>.  This call will be automatically forwarded by the new hub to all the hubs that are connected to the new hub.  In this way the network will be fully connected.</w:t>
-      </w:r>
-    </w:p>
-    <w:p>
-      <w:r>
-        <w:t xml:space="preserve">* Each call of </w:t>
-      </w:r>
-      <w:r>
-        <w:t>addRemoteNode</w:t>
-      </w:r>
-      <w:r>
-        <w:t xml:space="preserve"> must be tracked with a trail to avoid infinite loops.</w:t>
+        <w:t>When ever a new Hub is added, it must call addRemoteNode() on the newly connected hub for all its own Nodes (and vice versa for the other hub).  This call will be automatically forwarded by the new hub to all the hubs that are connected to the new hub.  In this way the network will be fully connected.</w:t>
+      </w:r>
+    </w:p>
+    <w:p>
+      <w:r>
+        <w:t>* Each call of addRemoteNode must be tracked with a trail to avoid infinite loops.</w:t>
       </w:r>
     </w:p>
     <w:p/>
@@ -467,6 +365,246 @@
       </w:r>
       <w:r>
         <w:t xml:space="preserve">  Or distributeFrom.  Or have an optional from parameter overload.</w:t>
+      </w:r>
+    </w:p>
+    <w:p/>
+    <w:p/>
+    <w:p>
+      <w:pPr>
+        <w:rPr>
+          <w:b/>
+          <w:bCs/>
+        </w:rPr>
+      </w:pPr>
+      <w:r>
+        <w:rPr>
+          <w:b/>
+          <w:bCs/>
+        </w:rPr>
+        <w:t>Name</w:t>
+      </w:r>
+      <w:r>
+        <w:rPr>
+          <w:b/>
+          <w:bCs/>
+        </w:rPr>
+        <w:t>S</w:t>
+      </w:r>
+      <w:r>
+        <w:rPr>
+          <w:b/>
+          <w:bCs/>
+        </w:rPr>
+        <w:t>ervice context design</w:t>
+      </w:r>
+    </w:p>
+    <w:p>
+      <w:r>
+        <w:t>Hubs connect to hubs.  We need a way to store hub names so they can reattach when devices restart.</w:t>
+      </w:r>
+    </w:p>
+    <w:p>
+      <w:r>
+        <w:t>By default, all Hubs should place a reference to themselves according to their unique HubID:</w:t>
+      </w:r>
+    </w:p>
+    <w:p>
+      <w:r>
+        <w:rPr>
+          <w:rFonts w:ascii="Consolas" w:hAnsi="Consolas" w:cs="Consolas"/>
+          <w:color w:val="008000"/>
+          <w:sz w:val="19"/>
+          <w:szCs w:val="19"/>
+        </w:rPr>
+        <w:t>STI/&lt;Hub ID&gt;/TDeviceHub.Object</w:t>
+      </w:r>
+    </w:p>
+    <w:p>
+      <w:r>
+        <w:t xml:space="preserve">The </w:t>
+      </w:r>
+      <w:r>
+        <w:t>Hub</w:t>
+      </w:r>
+      <w:r>
+        <w:t xml:space="preserve"> </w:t>
+      </w:r>
+      <w:r>
+        <w:t>ID consists of address/module/name.  Th</w:t>
+      </w:r>
+      <w:r>
+        <w:t>is is where other Hubs will go to try to connect to this Hub.  So this information must be know</w:t>
+      </w:r>
+      <w:r>
+        <w:t>n</w:t>
+      </w:r>
+      <w:r>
+        <w:t xml:space="preserve"> by each hub that should connect to this hub.</w:t>
+      </w:r>
+      <w:r>
+        <w:t xml:space="preserve">  Since any hub could be a potential target of other hubs, all hubs must publish a reference here.</w:t>
+      </w:r>
+      <w:r>
+        <w:t xml:space="preserve">  By default, the HubID of a Network</w:t>
+      </w:r>
+      <w:r>
+        <w:t>Device</w:t>
+      </w:r>
+      <w:r>
+        <w:t>Hub will copy the DeviceID of the first device attached to it.  This way, the &lt;Hub ID&gt; context will be the same as the “target server” that the devices on the remote hub specify.  This is just a convenience and can be overridden by specifying a specific HubID</w:t>
+      </w:r>
+      <w:r>
+        <w:t xml:space="preserve"> in the constructor of the </w:t>
+      </w:r>
+      <w:r>
+        <w:t>NetworkDeviceHub</w:t>
+      </w:r>
+      <w:r>
+        <w:t>.</w:t>
+      </w:r>
+    </w:p>
+    <w:p>
+      <w:r>
+        <w:t xml:space="preserve">Other hubs can connect to this hub by specifying a target hub context.  By default, the target hub context is the targetServerID of the devices connected to the hub.  </w:t>
+      </w:r>
+      <w:r>
+        <w:t xml:space="preserve">This will work automatically with the default configuration of the server’s hub itself, assuming the server hub is configured with the default hub id as inherited from the server during addnode.  This can be overridden by </w:t>
+      </w:r>
+      <w:r>
+        <w:rPr>
+          <w:rFonts w:ascii="Consolas" w:hAnsi="Consolas" w:cs="Consolas"/>
+          <w:color w:val="008000"/>
+          <w:sz w:val="19"/>
+          <w:szCs w:val="19"/>
+        </w:rPr>
+        <w:t>setTargetHub</w:t>
+      </w:r>
+      <w:r>
+        <w:rPr>
+          <w:rFonts w:ascii="Consolas" w:hAnsi="Consolas" w:cs="Consolas"/>
+          <w:color w:val="008000"/>
+          <w:sz w:val="19"/>
+          <w:szCs w:val="19"/>
+        </w:rPr>
+        <w:t xml:space="preserve">() </w:t>
+      </w:r>
+      <w:r>
+        <w:t xml:space="preserve">in the </w:t>
+      </w:r>
+      <w:r>
+        <w:t>NetworkDeviceHub</w:t>
+      </w:r>
+      <w:r>
+        <w:t>.</w:t>
+      </w:r>
+    </w:p>
+    <w:p>
+      <w:r>
+        <w:t>In addition to publishing a reference in the root context, all hubs that specify a target hub (except the root hub) must also publish a refence in the target hub’s context.  So for example, the hub would also add:</w:t>
+      </w:r>
+    </w:p>
+    <w:p>
+      <w:pPr>
+        <w:rPr>
+          <w:rFonts w:ascii="Consolas" w:hAnsi="Consolas" w:cs="Consolas"/>
+          <w:color w:val="008000"/>
+          <w:sz w:val="19"/>
+          <w:szCs w:val="19"/>
+        </w:rPr>
+      </w:pPr>
+      <w:r>
+        <w:rPr>
+          <w:rFonts w:ascii="Consolas" w:hAnsi="Consolas" w:cs="Consolas"/>
+          <w:color w:val="008000"/>
+          <w:sz w:val="19"/>
+          <w:szCs w:val="19"/>
+        </w:rPr>
+        <w:t xml:space="preserve">STI/&lt;Target </w:t>
+      </w:r>
+      <w:r>
+        <w:rPr>
+          <w:rFonts w:ascii="Consolas" w:hAnsi="Consolas" w:cs="Consolas"/>
+          <w:color w:val="008000"/>
+          <w:sz w:val="19"/>
+          <w:szCs w:val="19"/>
+        </w:rPr>
+        <w:t>Hub</w:t>
+      </w:r>
+      <w:r>
+        <w:rPr>
+          <w:rFonts w:ascii="Consolas" w:hAnsi="Consolas" w:cs="Consolas"/>
+          <w:color w:val="008000"/>
+          <w:sz w:val="19"/>
+          <w:szCs w:val="19"/>
+        </w:rPr>
+        <w:t xml:space="preserve"> ID&gt;/&lt;Hub ID&gt;/TDeviceHub.Object</w:t>
+      </w:r>
+    </w:p>
+    <w:p>
+      <w:r>
+        <w:t>where &lt;Target Hub ID&gt; is specified by the setTargetHub command (or by default using the first connected device’s target server id.</w:t>
+      </w:r>
+    </w:p>
+    <w:p>
+      <w:r>
+        <w:t>At startup, a hub does the following:</w:t>
+      </w:r>
+    </w:p>
+    <w:p>
+      <w:pPr>
+        <w:pStyle w:val="ListParagraph"/>
+        <w:numPr>
+          <w:ilvl w:val="0"/>
+          <w:numId w:val="1"/>
+        </w:numPr>
+      </w:pPr>
+      <w:r>
+        <w:t>Publish references as described above</w:t>
+      </w:r>
+      <w:r>
+        <w:t>.</w:t>
+      </w:r>
+    </w:p>
+    <w:p>
+      <w:pPr>
+        <w:pStyle w:val="ListParagraph"/>
+        <w:numPr>
+          <w:ilvl w:val="0"/>
+          <w:numId w:val="1"/>
+        </w:numPr>
+      </w:pPr>
+      <w:r>
+        <w:t>Connect to any (live) hubs listed under its own &lt;Hub ID&gt; context (these connected to it in the past and should be reconnected automatically)</w:t>
+      </w:r>
+    </w:p>
+    <w:p>
+      <w:pPr>
+        <w:pStyle w:val="ListParagraph"/>
+        <w:numPr>
+          <w:ilvl w:val="0"/>
+          <w:numId w:val="1"/>
+        </w:numPr>
+      </w:pPr>
+      <w:r>
+        <w:t>Connect to its target hub</w:t>
+      </w:r>
+      <w:r>
+        <w:t>(s)</w:t>
+      </w:r>
+      <w:r>
+        <w:t>.</w:t>
+      </w:r>
+    </w:p>
+    <w:p/>
+    <w:p>
+      <w:r>
+        <w:t>??</w:t>
+      </w:r>
+      <w:r>
+        <w:t>All devices must have the same ta</w:t>
+      </w:r>
+      <w:r>
+        <w:t>rget server (do they, can’t the network figure it out even if the hubs are connected non-optimally?)</w:t>
       </w:r>
     </w:p>
     <w:p/>
@@ -478,6 +616,103 @@
     </w:sectPr>
   </w:body>
 </w:document>
+</file>
+
+<file path=word/numbering.xml><?xml version="1.0" encoding="utf-8"?>
+<w:numbering xmlns:wpc="http://schemas.microsoft.com/office/word/2010/wordprocessingCanvas" xmlns:cx="http://schemas.microsoft.com/office/drawing/2014/chartex" xmlns:cx1="http://schemas.microsoft.com/office/drawing/2015/9/8/chartex" xmlns:cx2="http://schemas.microsoft.com/office/drawing/2015/10/21/chartex" xmlns:cx3="http://schemas.microsoft.com/office/drawing/2016/5/9/chartex" xmlns:cx4="http://schemas.microsoft.com/office/drawing/2016/5/10/chartex" xmlns:cx5="http://schemas.microsoft.com/office/drawing/2016/5/11/chartex" xmlns:cx6="http://schemas.microsoft.com/office/drawing/2016/5/12/chartex" xmlns:cx7="http://schemas.microsoft.com/office/drawing/2016/5/13/chartex" xmlns:cx8="http://schemas.microsoft.com/office/drawing/2016/5/14/chartex" xmlns:mc="http://schemas.openxmlformats.org/markup-compatibility/2006" xmlns:aink="http://schemas.microsoft.com/office/drawing/2016/ink" xmlns:am3d="http://schemas.microsoft.com/office/drawing/2017/model3d" xmlns:o="urn:schemas-microsoft-com:office:office" xmlns:r="http://schemas.openxmlformats.org/officeDocument/2006/relationships" xmlns:m="http://schemas.openxmlformats.org/officeDocument/2006/math" xmlns:v="urn:schemas-microsoft-com:vml" xmlns:wp14="http://schemas.microsoft.com/office/word/2010/wordprocessingDrawing" xmlns:wp="http://schemas.openxmlformats.org/drawingml/2006/wordprocessingDrawing" xmlns:w10="urn:schemas-microsoft-com:office:word" xmlns:w="http://schemas.openxmlformats.org/wordprocessingml/2006/main" xmlns:w14="http://schemas.microsoft.com/office/word/2010/wordml" xmlns:w15="http://schemas.microsoft.com/office/word/2012/wordml" xmlns:w16cex="http://schemas.microsoft.com/office/word/2018/wordml/cex" xmlns:w16cid="http://schemas.microsoft.com/office/word/2016/wordml/cid" xmlns:w16="http://schemas.microsoft.com/office/word/2018/wordml" xmlns:w16se="http://schemas.microsoft.com/office/word/2015/wordml/symex" xmlns:wpg="http://schemas.microsoft.com/office/word/2010/wordprocessingGroup" xmlns:wpi="http://schemas.microsoft.com/office/word/2010/wordprocessingInk" xmlns:wne="http://schemas.microsoft.com/office/word/2006/wordml" xmlns:wps="http://schemas.microsoft.com/office/word/2010/wordprocessingShape" mc:Ignorable="w14 w15 w16se w16cid w16 w16cex wp14">
+  <w:abstractNum w:abstractNumId="0" w15:restartNumberingAfterBreak="0">
+    <w:nsid w:val="38BC45DA"/>
+    <w:multiLevelType w:val="hybridMultilevel"/>
+    <w:tmpl w:val="5F22F522"/>
+    <w:lvl w:ilvl="0" w:tplc="04090011">
+      <w:start w:val="1"/>
+      <w:numFmt w:val="decimal"/>
+      <w:lvlText w:val="%1)"/>
+      <w:lvlJc w:val="left"/>
+      <w:pPr>
+        <w:ind w:left="720" w:hanging="360"/>
+      </w:pPr>
+      <w:rPr>
+        <w:rFonts w:hint="default"/>
+      </w:rPr>
+    </w:lvl>
+    <w:lvl w:ilvl="1" w:tplc="04090019" w:tentative="1">
+      <w:start w:val="1"/>
+      <w:numFmt w:val="lowerLetter"/>
+      <w:lvlText w:val="%2."/>
+      <w:lvlJc w:val="left"/>
+      <w:pPr>
+        <w:ind w:left="1440" w:hanging="360"/>
+      </w:pPr>
+    </w:lvl>
+    <w:lvl w:ilvl="2" w:tplc="0409001B" w:tentative="1">
+      <w:start w:val="1"/>
+      <w:numFmt w:val="lowerRoman"/>
+      <w:lvlText w:val="%3."/>
+      <w:lvlJc w:val="right"/>
+      <w:pPr>
+        <w:ind w:left="2160" w:hanging="180"/>
+      </w:pPr>
+    </w:lvl>
+    <w:lvl w:ilvl="3" w:tplc="0409000F" w:tentative="1">
+      <w:start w:val="1"/>
+      <w:numFmt w:val="decimal"/>
+      <w:lvlText w:val="%4."/>
+      <w:lvlJc w:val="left"/>
+      <w:pPr>
+        <w:ind w:left="2880" w:hanging="360"/>
+      </w:pPr>
+    </w:lvl>
+    <w:lvl w:ilvl="4" w:tplc="04090019" w:tentative="1">
+      <w:start w:val="1"/>
+      <w:numFmt w:val="lowerLetter"/>
+      <w:lvlText w:val="%5."/>
+      <w:lvlJc w:val="left"/>
+      <w:pPr>
+        <w:ind w:left="3600" w:hanging="360"/>
+      </w:pPr>
+    </w:lvl>
+    <w:lvl w:ilvl="5" w:tplc="0409001B" w:tentative="1">
+      <w:start w:val="1"/>
+      <w:numFmt w:val="lowerRoman"/>
+      <w:lvlText w:val="%6."/>
+      <w:lvlJc w:val="right"/>
+      <w:pPr>
+        <w:ind w:left="4320" w:hanging="180"/>
+      </w:pPr>
+    </w:lvl>
+    <w:lvl w:ilvl="6" w:tplc="0409000F" w:tentative="1">
+      <w:start w:val="1"/>
+      <w:numFmt w:val="decimal"/>
+      <w:lvlText w:val="%7."/>
+      <w:lvlJc w:val="left"/>
+      <w:pPr>
+        <w:ind w:left="5040" w:hanging="360"/>
+      </w:pPr>
+    </w:lvl>
+    <w:lvl w:ilvl="7" w:tplc="04090019" w:tentative="1">
+      <w:start w:val="1"/>
+      <w:numFmt w:val="lowerLetter"/>
+      <w:lvlText w:val="%8."/>
+      <w:lvlJc w:val="left"/>
+      <w:pPr>
+        <w:ind w:left="5760" w:hanging="360"/>
+      </w:pPr>
+    </w:lvl>
+    <w:lvl w:ilvl="8" w:tplc="0409001B" w:tentative="1">
+      <w:start w:val="1"/>
+      <w:numFmt w:val="lowerRoman"/>
+      <w:lvlText w:val="%9."/>
+      <w:lvlJc w:val="right"/>
+      <w:pPr>
+        <w:ind w:left="6480" w:hanging="180"/>
+      </w:pPr>
+    </w:lvl>
+  </w:abstractNum>
+  <w:num w:numId="1">
+    <w:abstractNumId w:val="0"/>
+  </w:num>
+</w:numbering>
 </file>
 
 <file path=word/styles.xml><?xml version="1.0" encoding="utf-8"?>
@@ -603,6 +838,7 @@
     <w:lsdException w:name="HTML Sample" w:semiHidden="1" w:unhideWhenUsed="1"/>
     <w:lsdException w:name="HTML Typewriter" w:semiHidden="1" w:unhideWhenUsed="1"/>
     <w:lsdException w:name="HTML Variable" w:semiHidden="1" w:unhideWhenUsed="1"/>
+    <w:lsdException w:name="Normal Table" w:semiHidden="1" w:unhideWhenUsed="1"/>
     <w:lsdException w:name="annotation subject" w:semiHidden="1" w:unhideWhenUsed="1"/>
     <w:lsdException w:name="No List" w:semiHidden="1" w:unhideWhenUsed="1"/>
     <w:lsdException w:name="Outline List 1" w:semiHidden="1" w:unhideWhenUsed="1"/>
@@ -649,8 +885,10 @@
     <w:lsdException w:name="Table Subtle 2" w:semiHidden="1" w:unhideWhenUsed="1"/>
     <w:lsdException w:name="Table Web 1" w:semiHidden="1" w:unhideWhenUsed="1"/>
     <w:lsdException w:name="Table Web 2" w:semiHidden="1" w:unhideWhenUsed="1"/>
+    <w:lsdException w:name="Table Web 3" w:semiHidden="1" w:unhideWhenUsed="1"/>
     <w:lsdException w:name="Balloon Text" w:semiHidden="1" w:unhideWhenUsed="1"/>
     <w:lsdException w:name="Table Grid" w:uiPriority="39"/>
+    <w:lsdException w:name="Table Theme" w:semiHidden="1" w:unhideWhenUsed="1"/>
     <w:lsdException w:name="Placeholder Text" w:semiHidden="1"/>
     <w:lsdException w:name="No Spacing" w:uiPriority="1" w:qFormat="1"/>
     <w:lsdException w:name="Light Shading" w:uiPriority="60"/>
@@ -902,6 +1140,17 @@
     <w:uiPriority w:val="99"/>
     <w:semiHidden/>
     <w:unhideWhenUsed/>
+  </w:style>
+  <w:style w:type="paragraph" w:styleId="ListParagraph">
+    <w:name w:val="List Paragraph"/>
+    <w:basedOn w:val="Normal"/>
+    <w:uiPriority w:val="34"/>
+    <w:qFormat/>
+    <w:rsid w:val="00996D32"/>
+    <w:pPr>
+      <w:ind w:left="720"/>
+      <w:contextualSpacing/>
+    </w:pPr>
   </w:style>
 </w:styles>
 </file>
